--- a/Ikony.docx
+++ b/Ikony.docx
@@ -13,26 +13,26 @@
           <w:noProof/>
         </w:rPr>
         <w:drawing>
-          <wp:anchor distT="0" distB="0" distL="114300" distR="114300" simplePos="0" relativeHeight="251658240" behindDoc="1" locked="0" layoutInCell="1" allowOverlap="1" wp14:anchorId="7014AA9B" wp14:editId="65D2242A">
+          <wp:anchor distT="0" distB="0" distL="114300" distR="114300" simplePos="0" relativeHeight="251662336" behindDoc="1" locked="0" layoutInCell="1" allowOverlap="1" wp14:anchorId="39588531" wp14:editId="027E7A11">
             <wp:simplePos x="0" y="0"/>
             <wp:positionH relativeFrom="column">
-              <wp:posOffset>1699822</wp:posOffset>
+              <wp:posOffset>881334</wp:posOffset>
             </wp:positionH>
             <wp:positionV relativeFrom="paragraph">
-              <wp:posOffset>14605</wp:posOffset>
+              <wp:posOffset>5080</wp:posOffset>
             </wp:positionV>
-            <wp:extent cx="299961" cy="299961"/>
-            <wp:effectExtent l="0" t="0" r="5080" b="5080"/>
+            <wp:extent cx="416560" cy="416560"/>
+            <wp:effectExtent l="0" t="0" r="2540" b="2540"/>
             <wp:wrapTight wrapText="bothSides">
               <wp:wrapPolygon edited="0">
                 <wp:start x="0" y="0"/>
-                <wp:lineTo x="0" y="20593"/>
-                <wp:lineTo x="20593" y="20593"/>
-                <wp:lineTo x="20593" y="0"/>
+                <wp:lineTo x="0" y="20744"/>
+                <wp:lineTo x="20744" y="20744"/>
+                <wp:lineTo x="20744" y="0"/>
                 <wp:lineTo x="0" y="0"/>
               </wp:wrapPolygon>
             </wp:wrapTight>
-            <wp:docPr id="1195247401" name="Obrázek 2" descr="Stock ilustrace Ikona Vypnout Značka Zapnutí Vypnutí Vektorové Ilustrace –  stáhnout obrázek nyní - iStock"/>
+            <wp:docPr id="1511439148" name="Obrázek 4" descr="usb type c type a icon – 3,1 tisíce snímků, stock fotografií a obrázků bez  autorských poplatků | Shutterstock"/>
             <wp:cNvGraphicFramePr>
               <a:graphicFrameLocks xmlns:a="http://schemas.openxmlformats.org/drawingml/2006/main" noChangeAspect="1"/>
             </wp:cNvGraphicFramePr>
@@ -40,13 +40,93 @@
               <a:graphicData uri="http://schemas.openxmlformats.org/drawingml/2006/picture">
                 <pic:pic xmlns:pic="http://schemas.openxmlformats.org/drawingml/2006/picture">
                   <pic:nvPicPr>
-                    <pic:cNvPr id="0" name="Picture 3" descr="Stock ilustrace Ikona Vypnout Značka Zapnutí Vypnutí Vektorové Ilustrace –  stáhnout obrázek nyní - iStock"/>
+                    <pic:cNvPr id="0" name="Picture 7" descr="usb type c type a icon – 3,1 tisíce snímků, stock fotografií a obrázků bez  autorských poplatků | Shutterstock"/>
+                    <pic:cNvPicPr>
+                      <a:picLocks noChangeAspect="1" noChangeArrowheads="1"/>
+                    </pic:cNvPicPr>
+                  </pic:nvPicPr>
+                  <pic:blipFill rotWithShape="1">
+                    <a:blip r:embed="rId4" cstate="print">
+                      <a:extLst>
+                        <a:ext uri="{28A0092B-C50C-407E-A947-70E740481C1C}">
+                          <a14:useLocalDpi xmlns:a14="http://schemas.microsoft.com/office/drawing/2010/main" val="0"/>
+                        </a:ext>
+                      </a:extLst>
+                    </a:blip>
+                    <a:srcRect l="52281" t="6715" r="5895" b="14483"/>
+                    <a:stretch>
+                      <a:fillRect/>
+                    </a:stretch>
+                  </pic:blipFill>
+                  <pic:spPr bwMode="auto">
+                    <a:xfrm>
+                      <a:off x="0" y="0"/>
+                      <a:ext cx="416560" cy="416560"/>
+                    </a:xfrm>
+                    <a:prstGeom prst="rect">
+                      <a:avLst/>
+                    </a:prstGeom>
+                    <a:noFill/>
+                    <a:ln>
+                      <a:noFill/>
+                    </a:ln>
+                    <a:extLst>
+                      <a:ext uri="{53640926-AAD7-44D8-BBD7-CCE9431645EC}">
+                        <a14:shadowObscured xmlns:a14="http://schemas.microsoft.com/office/drawing/2010/main"/>
+                      </a:ext>
+                    </a:extLst>
+                  </pic:spPr>
+                </pic:pic>
+              </a:graphicData>
+            </a:graphic>
+            <wp14:sizeRelH relativeFrom="margin">
+              <wp14:pctWidth>0</wp14:pctWidth>
+            </wp14:sizeRelH>
+            <wp14:sizeRelV relativeFrom="margin">
+              <wp14:pctHeight>0</wp14:pctHeight>
+            </wp14:sizeRelV>
+          </wp:anchor>
+        </w:drawing>
+      </w:r>
+      <w:r>
+        <w:rPr>
+          <w:noProof/>
+        </w:rPr>
+        <w:drawing>
+          <wp:anchor distT="0" distB="0" distL="114300" distR="114300" simplePos="0" relativeHeight="251661312" behindDoc="1" locked="0" layoutInCell="1" allowOverlap="1" wp14:anchorId="53559CC2" wp14:editId="56203C1C">
+            <wp:simplePos x="0" y="0"/>
+            <wp:positionH relativeFrom="margin">
+              <wp:posOffset>1403040</wp:posOffset>
+            </wp:positionH>
+            <wp:positionV relativeFrom="paragraph">
+              <wp:posOffset>5080</wp:posOffset>
+            </wp:positionV>
+            <wp:extent cx="299720" cy="299720"/>
+            <wp:effectExtent l="0" t="0" r="5080" b="5080"/>
+            <wp:wrapTight wrapText="bothSides">
+              <wp:wrapPolygon edited="0">
+                <wp:start x="21600" y="21600"/>
+                <wp:lineTo x="21600" y="1007"/>
+                <wp:lineTo x="1007" y="1007"/>
+                <wp:lineTo x="1007" y="21600"/>
+                <wp:lineTo x="21600" y="21600"/>
+              </wp:wrapPolygon>
+            </wp:wrapTight>
+            <wp:docPr id="1557571870" name="Obrázek 3" descr="Stock ilustrace Šipka Označuje Směr Doprava Šipka Doprava Vektor Ikony Šipky  – stáhnout obrázek nyní - iStock"/>
+            <wp:cNvGraphicFramePr>
+              <a:graphicFrameLocks xmlns:a="http://schemas.openxmlformats.org/drawingml/2006/main" noChangeAspect="1"/>
+            </wp:cNvGraphicFramePr>
+            <a:graphic xmlns:a="http://schemas.openxmlformats.org/drawingml/2006/main">
+              <a:graphicData uri="http://schemas.openxmlformats.org/drawingml/2006/picture">
+                <pic:pic xmlns:pic="http://schemas.openxmlformats.org/drawingml/2006/picture">
+                  <pic:nvPicPr>
+                    <pic:cNvPr id="0" name="Picture 5" descr="Stock ilustrace Šipka Označuje Směr Doprava Šipka Doprava Vektor Ikony Šipky  – stáhnout obrázek nyní - iStock"/>
                     <pic:cNvPicPr>
                       <a:picLocks noChangeAspect="1" noChangeArrowheads="1"/>
                     </pic:cNvPicPr>
                   </pic:nvPicPr>
                   <pic:blipFill>
-                    <a:blip r:embed="rId4" cstate="print">
+                    <a:blip r:embed="rId5" cstate="print">
                       <a:extLst>
                         <a:ext uri="{28A0092B-C50C-407E-A947-70E740481C1C}">
                           <a14:useLocalDpi xmlns:a14="http://schemas.microsoft.com/office/drawing/2010/main" val="0"/>
@@ -59,9 +139,9 @@
                     </a:stretch>
                   </pic:blipFill>
                   <pic:spPr bwMode="auto">
-                    <a:xfrm>
+                    <a:xfrm rot="10800000">
                       <a:off x="0" y="0"/>
-                      <a:ext cx="311618" cy="311618"/>
+                      <a:ext cx="299720" cy="299720"/>
                     </a:xfrm>
                     <a:prstGeom prst="rect">
                       <a:avLst/>
@@ -88,13 +168,13 @@
           <w:noProof/>
         </w:rPr>
         <w:drawing>
-          <wp:anchor distT="0" distB="0" distL="114300" distR="114300" simplePos="0" relativeHeight="251659264" behindDoc="1" locked="0" layoutInCell="1" allowOverlap="1" wp14:anchorId="7F1F4C6B" wp14:editId="47215BF8">
+          <wp:anchor distT="0" distB="0" distL="114300" distR="114300" simplePos="0" relativeHeight="251659264" behindDoc="1" locked="0" layoutInCell="1" allowOverlap="1" wp14:anchorId="7F1F4C6B" wp14:editId="23357D9A">
             <wp:simplePos x="0" y="0"/>
             <wp:positionH relativeFrom="margin">
-              <wp:posOffset>2538651</wp:posOffset>
+              <wp:posOffset>2000901</wp:posOffset>
             </wp:positionH>
             <wp:positionV relativeFrom="paragraph">
-              <wp:posOffset>14605</wp:posOffset>
+              <wp:posOffset>5129</wp:posOffset>
             </wp:positionV>
             <wp:extent cx="299961" cy="299961"/>
             <wp:effectExtent l="0" t="0" r="5080" b="5080"/>
@@ -136,7 +216,7 @@
                   <pic:spPr bwMode="auto">
                     <a:xfrm>
                       <a:off x="0" y="0"/>
-                      <a:ext cx="311618" cy="311618"/>
+                      <a:ext cx="299961" cy="299961"/>
                     </a:xfrm>
                     <a:prstGeom prst="rect">
                       <a:avLst/>
@@ -163,26 +243,26 @@
           <w:noProof/>
         </w:rPr>
         <w:drawing>
-          <wp:anchor distT="0" distB="0" distL="114300" distR="114300" simplePos="0" relativeHeight="251661312" behindDoc="1" locked="0" layoutInCell="1" allowOverlap="1" wp14:anchorId="53559CC2" wp14:editId="0682130C">
+          <wp:anchor distT="0" distB="0" distL="114300" distR="114300" simplePos="0" relativeHeight="251658240" behindDoc="1" locked="0" layoutInCell="1" allowOverlap="1" wp14:anchorId="7014AA9B" wp14:editId="1E2F9A0C">
             <wp:simplePos x="0" y="0"/>
-            <wp:positionH relativeFrom="margin">
-              <wp:posOffset>845877</wp:posOffset>
+            <wp:positionH relativeFrom="column">
+              <wp:posOffset>1699260</wp:posOffset>
             </wp:positionH>
             <wp:positionV relativeFrom="paragraph">
-              <wp:posOffset>14604</wp:posOffset>
+              <wp:posOffset>5080</wp:posOffset>
             </wp:positionV>
-            <wp:extent cx="299961" cy="299961"/>
+            <wp:extent cx="299720" cy="299720"/>
             <wp:effectExtent l="0" t="0" r="5080" b="5080"/>
             <wp:wrapTight wrapText="bothSides">
               <wp:wrapPolygon edited="0">
-                <wp:start x="21600" y="21600"/>
-                <wp:lineTo x="21600" y="1007"/>
-                <wp:lineTo x="1007" y="1007"/>
-                <wp:lineTo x="1007" y="21600"/>
-                <wp:lineTo x="21600" y="21600"/>
+                <wp:start x="0" y="0"/>
+                <wp:lineTo x="0" y="20593"/>
+                <wp:lineTo x="20593" y="20593"/>
+                <wp:lineTo x="20593" y="0"/>
+                <wp:lineTo x="0" y="0"/>
               </wp:wrapPolygon>
             </wp:wrapTight>
-            <wp:docPr id="1557571870" name="Obrázek 3" descr="Stock ilustrace Šipka Označuje Směr Doprava Šipka Doprava Vektor Ikony Šipky  – stáhnout obrázek nyní - iStock"/>
+            <wp:docPr id="1195247401" name="Obrázek 2" descr="Stock ilustrace Ikona Vypnout Značka Zapnutí Vypnutí Vektorové Ilustrace –  stáhnout obrázek nyní - iStock"/>
             <wp:cNvGraphicFramePr>
               <a:graphicFrameLocks xmlns:a="http://schemas.openxmlformats.org/drawingml/2006/main" noChangeAspect="1"/>
             </wp:cNvGraphicFramePr>
@@ -190,13 +270,13 @@
               <a:graphicData uri="http://schemas.openxmlformats.org/drawingml/2006/picture">
                 <pic:pic xmlns:pic="http://schemas.openxmlformats.org/drawingml/2006/picture">
                   <pic:nvPicPr>
-                    <pic:cNvPr id="0" name="Picture 5" descr="Stock ilustrace Šipka Označuje Směr Doprava Šipka Doprava Vektor Ikony Šipky  – stáhnout obrázek nyní - iStock"/>
+                    <pic:cNvPr id="0" name="Picture 3" descr="Stock ilustrace Ikona Vypnout Značka Zapnutí Vypnutí Vektorové Ilustrace –  stáhnout obrázek nyní - iStock"/>
                     <pic:cNvPicPr>
                       <a:picLocks noChangeAspect="1" noChangeArrowheads="1"/>
                     </pic:cNvPicPr>
                   </pic:nvPicPr>
                   <pic:blipFill>
-                    <a:blip r:embed="rId5" cstate="print">
+                    <a:blip r:embed="rId6" cstate="print">
                       <a:extLst>
                         <a:ext uri="{28A0092B-C50C-407E-A947-70E740481C1C}">
                           <a14:useLocalDpi xmlns:a14="http://schemas.microsoft.com/office/drawing/2010/main" val="0"/>
@@ -209,9 +289,9 @@
                     </a:stretch>
                   </pic:blipFill>
                   <pic:spPr bwMode="auto">
-                    <a:xfrm rot="10800000">
+                    <a:xfrm>
                       <a:off x="0" y="0"/>
-                      <a:ext cx="311618" cy="311618"/>
+                      <a:ext cx="299720" cy="299720"/>
                     </a:xfrm>
                     <a:prstGeom prst="rect">
                       <a:avLst/>
@@ -271,7 +351,7 @@
                     </pic:cNvPicPr>
                   </pic:nvPicPr>
                   <pic:blipFill rotWithShape="1">
-                    <a:blip r:embed="rId6" cstate="print">
+                    <a:blip r:embed="rId7" cstate="print">
                       <a:extLst>
                         <a:ext uri="{28A0092B-C50C-407E-A947-70E740481C1C}">
                           <a14:useLocalDpi xmlns:a14="http://schemas.microsoft.com/office/drawing/2010/main" val="0"/>
@@ -318,7 +398,7 @@
           <w:noProof/>
         </w:rPr>
         <w:drawing>
-          <wp:anchor distT="0" distB="0" distL="114300" distR="114300" simplePos="0" relativeHeight="251663360" behindDoc="1" locked="0" layoutInCell="1" allowOverlap="1" wp14:anchorId="598E1F60" wp14:editId="7AF594F0">
+          <wp:anchor distT="0" distB="0" distL="114300" distR="114300" simplePos="0" relativeHeight="251663360" behindDoc="1" locked="0" layoutInCell="1" allowOverlap="1" wp14:anchorId="598E1F60" wp14:editId="232985EF">
             <wp:simplePos x="0" y="0"/>
             <wp:positionH relativeFrom="margin">
               <wp:posOffset>830765</wp:posOffset>
@@ -351,7 +431,7 @@
                     </pic:cNvPicPr>
                   </pic:nvPicPr>
                   <pic:blipFill rotWithShape="1">
-                    <a:blip r:embed="rId7" cstate="print">
+                    <a:blip r:embed="rId8" cstate="print">
                       <a:extLst>
                         <a:ext uri="{28A0092B-C50C-407E-A947-70E740481C1C}">
                           <a14:useLocalDpi xmlns:a14="http://schemas.microsoft.com/office/drawing/2010/main" val="0"/>
@@ -367,86 +447,6 @@
                     <a:xfrm>
                       <a:off x="0" y="0"/>
                       <a:ext cx="316879" cy="372255"/>
-                    </a:xfrm>
-                    <a:prstGeom prst="rect">
-                      <a:avLst/>
-                    </a:prstGeom>
-                    <a:noFill/>
-                    <a:ln>
-                      <a:noFill/>
-                    </a:ln>
-                    <a:extLst>
-                      <a:ext uri="{53640926-AAD7-44D8-BBD7-CCE9431645EC}">
-                        <a14:shadowObscured xmlns:a14="http://schemas.microsoft.com/office/drawing/2010/main"/>
-                      </a:ext>
-                    </a:extLst>
-                  </pic:spPr>
-                </pic:pic>
-              </a:graphicData>
-            </a:graphic>
-            <wp14:sizeRelH relativeFrom="margin">
-              <wp14:pctWidth>0</wp14:pctWidth>
-            </wp14:sizeRelH>
-            <wp14:sizeRelV relativeFrom="margin">
-              <wp14:pctHeight>0</wp14:pctHeight>
-            </wp14:sizeRelV>
-          </wp:anchor>
-        </w:drawing>
-      </w:r>
-      <w:r>
-        <w:rPr>
-          <w:noProof/>
-        </w:rPr>
-        <w:drawing>
-          <wp:anchor distT="0" distB="0" distL="114300" distR="114300" simplePos="0" relativeHeight="251662336" behindDoc="1" locked="0" layoutInCell="1" allowOverlap="1" wp14:anchorId="39588531" wp14:editId="1F938F85">
-            <wp:simplePos x="0" y="0"/>
-            <wp:positionH relativeFrom="column">
-              <wp:posOffset>7048</wp:posOffset>
-            </wp:positionH>
-            <wp:positionV relativeFrom="paragraph">
-              <wp:posOffset>7048</wp:posOffset>
-            </wp:positionV>
-            <wp:extent cx="300743" cy="300519"/>
-            <wp:effectExtent l="0" t="0" r="4445" b="4445"/>
-            <wp:wrapTight wrapText="bothSides">
-              <wp:wrapPolygon edited="0">
-                <wp:start x="0" y="0"/>
-                <wp:lineTo x="0" y="20550"/>
-                <wp:lineTo x="20550" y="20550"/>
-                <wp:lineTo x="20550" y="0"/>
-                <wp:lineTo x="0" y="0"/>
-              </wp:wrapPolygon>
-            </wp:wrapTight>
-            <wp:docPr id="1511439148" name="Obrázek 4" descr="usb type c type a icon – 3,1 tisíce snímků, stock fotografií a obrázků bez  autorských poplatků | Shutterstock"/>
-            <wp:cNvGraphicFramePr>
-              <a:graphicFrameLocks xmlns:a="http://schemas.openxmlformats.org/drawingml/2006/main" noChangeAspect="1"/>
-            </wp:cNvGraphicFramePr>
-            <a:graphic xmlns:a="http://schemas.openxmlformats.org/drawingml/2006/main">
-              <a:graphicData uri="http://schemas.openxmlformats.org/drawingml/2006/picture">
-                <pic:pic xmlns:pic="http://schemas.openxmlformats.org/drawingml/2006/picture">
-                  <pic:nvPicPr>
-                    <pic:cNvPr id="0" name="Picture 7" descr="usb type c type a icon – 3,1 tisíce snímků, stock fotografií a obrázků bez  autorských poplatků | Shutterstock"/>
-                    <pic:cNvPicPr>
-                      <a:picLocks noChangeAspect="1" noChangeArrowheads="1"/>
-                    </pic:cNvPicPr>
-                  </pic:nvPicPr>
-                  <pic:blipFill rotWithShape="1">
-                    <a:blip r:embed="rId8" cstate="print">
-                      <a:extLst>
-                        <a:ext uri="{28A0092B-C50C-407E-A947-70E740481C1C}">
-                          <a14:useLocalDpi xmlns:a14="http://schemas.microsoft.com/office/drawing/2010/main" val="0"/>
-                        </a:ext>
-                      </a:extLst>
-                    </a:blip>
-                    <a:srcRect l="52281" t="6715" r="5895" b="14483"/>
-                    <a:stretch>
-                      <a:fillRect/>
-                    </a:stretch>
-                  </pic:blipFill>
-                  <pic:spPr bwMode="auto">
-                    <a:xfrm>
-                      <a:off x="0" y="0"/>
-                      <a:ext cx="319231" cy="318993"/>
                     </a:xfrm>
                     <a:prstGeom prst="rect">
                       <a:avLst/>
